--- a/documents/КС-3_Справка_о_стоимости_работ_№1.docx
+++ b/documents/КС-3_Справка_о_стоимости_работ_№1.docx
@@ -1643,7 +1643,7 @@
                       <w:sz w:val="20"/>
                       <w:szCs w:val="20"/>
                     </w:rPr>
-                    <w:t xml:space="preserve">14.10.2026</w:t>
+                    <w:t xml:space="preserve">30.09.2026</w:t>
                   </w:r>
                 </w:p>
               </w:tc>
@@ -2667,7 +2667,7 @@
                 <w:sz w:val="20"/>
                 <w:szCs w:val="20"/>
               </w:rPr>
-              <w:t xml:space="preserve">Ремонт асфальтобетонного покрытия по адресу: г. Санкт-Петербург, ул. Ольги Берггольц, д. 40А (Договор подряда № 16/08-2026 от 16.08.2026, Акт о приёмке выполненных работ (КС-2) № 1 от 14.10.2026)</w:t>
+              <w:t xml:space="preserve">Ремонт асфальтобетонного покрытия по адресу: г. Санкт-Петербург, ул. Ольги Берггольц, д. 40А (Договор подряда № 16/08-2026 от 16.08.2026, Акт о приёмке выполненных работ (КС-2) № 1 от 30.09.2026)</w:t>
             </w:r>
           </w:p>
         </w:tc>
